--- a/app/dogovor-ncg.docx
+++ b/app/dogovor-ncg.docx
@@ -816,7 +816,7 @@
                 <w:sz w:val="18"/>
                 <w:szCs w:val="18"/>
               </w:rPr>
-              <w:t xml:space="preserve">2. Утверждение ядра Системы (пункт 3.2)</w:t>
+              <w:t xml:space="preserve">2. Этап 1 «Ядро» — по Акту утверждения ядра (пункты 3.2, 4.1)</w:t>
             </w:r>
           </w:p>
         </w:tc>
@@ -897,7 +897,7 @@
                 <w:sz w:val="18"/>
                 <w:szCs w:val="18"/>
               </w:rPr>
-              <w:t xml:space="preserve">5 рабочих дней с даты акта</w:t>
+              <w:t xml:space="preserve">5 рабочих дней с даты подписания Акта этапа (пункт 4.6)</w:t>
             </w:r>
           </w:p>
         </w:tc>
@@ -926,7 +926,7 @@
                 <w:sz w:val="18"/>
                 <w:szCs w:val="18"/>
               </w:rPr>
-              <w:t xml:space="preserve">3. Запуск, перенос объектов и обучение (пункт 3.4)</w:t>
+              <w:t xml:space="preserve">3. Этап 2 «Сдача Системы» — по Акту сдачи (пункты 3.3–3.4, 4.1)</w:t>
             </w:r>
           </w:p>
         </w:tc>
@@ -1007,7 +1007,7 @@
                 <w:sz w:val="18"/>
                 <w:szCs w:val="18"/>
               </w:rPr>
-              <w:t xml:space="preserve">5 рабочих дней с даты акта</w:t>
+              <w:t xml:space="preserve">5 рабочих дней с даты подписания Акта этапа (пункт 4.6)</w:t>
             </w:r>
           </w:p>
         </w:tc>
@@ -1377,7 +1377,7 @@
           <w:sz w:val="20"/>
           <w:szCs w:val="20"/>
         </w:rPr>
-        <w:t xml:space="preserve">Сроки продлеваются на время ожидания Исполнителем материалов, доступов и согласований Заказчика сверх сроков пункта 6.2.4.</w:t>
+        <w:t xml:space="preserve">Сроки Исполнителя продлеваются на время ожидания материалов, доступов и согласований Заказчика сверх сроков пункта 6.2.4. Это единственное последствие задержки ответа Заказчика.</w:t>
       </w:r>
     </w:p>
     <w:p>
@@ -1424,7 +1424,67 @@
           <w:sz w:val="20"/>
           <w:szCs w:val="20"/>
         </w:rPr>
-        <w:t xml:space="preserve">По завершении этапа Исполнитель уведомляет Заказчика о готовности, предоставляет доступ к Системе и акт выполненных работ по форме Приложения № 2.</w:t>
+        <w:t xml:space="preserve">Работы сдаются </w:t>
+      </w:r>
+      <w:r>
+        <w:rPr>
+          <w:rFonts w:ascii="Arial" w:cs="Arial" w:eastAsia="Arial" w:hAnsi="Arial"/>
+          <w:b/>
+          <w:bCs/>
+          <w:sz w:val="20"/>
+          <w:szCs w:val="20"/>
+        </w:rPr>
+        <w:t xml:space="preserve">двумя этапами</w:t>
+      </w:r>
+      <w:r>
+        <w:rPr>
+          <w:rFonts w:ascii="Arial" w:cs="Arial" w:eastAsia="Arial" w:hAnsi="Arial"/>
+          <w:b w:val="false"/>
+          <w:bCs w:val="false"/>
+          <w:sz w:val="20"/>
+          <w:szCs w:val="20"/>
+        </w:rPr>
+        <w:t xml:space="preserve"> согласно Приложению № 1 и разделу 3: </w:t>
+      </w:r>
+      <w:r>
+        <w:rPr>
+          <w:rFonts w:ascii="Arial" w:cs="Arial" w:eastAsia="Arial" w:hAnsi="Arial"/>
+          <w:b/>
+          <w:bCs/>
+          <w:sz w:val="20"/>
+          <w:szCs w:val="20"/>
+        </w:rPr>
+        <w:t xml:space="preserve">Этап 1 «Ядро»</w:t>
+      </w:r>
+      <w:r>
+        <w:rPr>
+          <w:rFonts w:ascii="Arial" w:cs="Arial" w:eastAsia="Arial" w:hAnsi="Arial"/>
+          <w:b w:val="false"/>
+          <w:bCs w:val="false"/>
+          <w:sz w:val="20"/>
+          <w:szCs w:val="20"/>
+        </w:rPr>
+        <w:t xml:space="preserve"> — разделы Р1–Р4 (пункт 3.2); </w:t>
+      </w:r>
+      <w:r>
+        <w:rPr>
+          <w:rFonts w:ascii="Arial" w:cs="Arial" w:eastAsia="Arial" w:hAnsi="Arial"/>
+          <w:b/>
+          <w:bCs/>
+          <w:sz w:val="20"/>
+          <w:szCs w:val="20"/>
+        </w:rPr>
+        <w:t xml:space="preserve">Этап 2 «Сдача Системы»</w:t>
+      </w:r>
+      <w:r>
+        <w:rPr>
+          <w:rFonts w:ascii="Arial" w:cs="Arial" w:eastAsia="Arial" w:hAnsi="Arial"/>
+          <w:b w:val="false"/>
+          <w:bCs w:val="false"/>
+          <w:sz w:val="20"/>
+          <w:szCs w:val="20"/>
+        </w:rPr>
+        <w:t xml:space="preserve"> — разделы Р5–Р9, перенос объектов, обучение и передача Системы на сервер Заказчика (пункты 3.3–3.4).</w:t>
       </w:r>
     </w:p>
     <w:p>
@@ -1454,7 +1514,7 @@
           <w:sz w:val="20"/>
           <w:szCs w:val="20"/>
         </w:rPr>
-        <w:t xml:space="preserve">Приёмка проводится по разделам Приложения № 1 с учётом утверждённой детализации (пункт 1.3): открыли — проверили — работает.</w:t>
+        <w:t xml:space="preserve">По завершении каждого этапа Исполнитель уведомляет Заказчика о готовности, предоставляет доступ к Системе и направляет акт выполненных работ по этапу по форме Приложения № 2 (далее — «Акт этапа»): по Этапу 1 — «Акт утверждения ядра», по Этапу 2 — «Акт сдачи». Иные акты для целей приёмки и оплаты по Договору не применяются.</w:t>
       </w:r>
     </w:p>
     <w:p>
@@ -1484,7 +1544,7 @@
           <w:sz w:val="20"/>
           <w:szCs w:val="20"/>
         </w:rPr>
-        <w:t xml:space="preserve">Заказчик в течение 5 (пяти) рабочих дней подписывает акт или направляет мотивированный отказ с перечнем несоответствий Приложению № 1. При отсутствии ответа в этот срок этап считается принятым.</w:t>
+        <w:t xml:space="preserve">Приёмка проводится по разделам Приложения № 1 этого этапа с учётом утверждённой детализации (пункт 1.3): открыли — проверили — работает.</w:t>
       </w:r>
     </w:p>
     <w:p>
@@ -1514,7 +1574,7 @@
           <w:sz w:val="20"/>
           <w:szCs w:val="20"/>
         </w:rPr>
-        <w:t xml:space="preserve">Несоответствия Приложению № 1 устраняются Исполнителем бесплатно в разумный срок. Если по итогам ведения первого объекта Заказчик укажет, что экран или правило не соответствует его процессу, Исполнитель переделывает его в рамках Договора, в пределах пункта 9.2.</w:t>
+        <w:t xml:space="preserve">Заказчик в течение 5 (пяти) рабочих дней с даты получения Акта этапа подписывает его или направляет мотивированный отказ с перечнем несоответствий Приложению № 1. Если в этот срок ответа нет, Исполнитель направляет напоминание; если ответа нет и в течение 2 (двух) рабочих дней после напоминания, этап считается принятым, а Акт этапа — подписанным в последний день этого срока.</w:t>
       </w:r>
     </w:p>
     <w:p>
@@ -1544,24 +1604,7 @@
           <w:sz w:val="20"/>
           <w:szCs w:val="20"/>
         </w:rPr>
-        <w:t xml:space="preserve">Стороны признают юридическую силу документов и сообщений, переданных по WhatsApp и электронной почте по реквизитам раздела 12, а также документов, подписанных ЭЦП.</w:t>
-      </w:r>
-    </w:p>
-    <w:p>
-      <w:pPr>
-        <w:keepNext/>
-        <w:spacing w:after="100" w:before="180" w:line="264"/>
-        <w:jc w:val="left"/>
-      </w:pPr>
-      <w:r>
-        <w:rPr>
-          <w:rFonts w:ascii="Arial" w:cs="Arial" w:eastAsia="Arial" w:hAnsi="Arial"/>
-          <w:b/>
-          <w:bCs/>
-          <w:sz w:val="22"/>
-          <w:szCs w:val="22"/>
-        </w:rPr>
-        <w:t xml:space="preserve">5. Права на результат и данные</w:t>
+        <w:t xml:space="preserve">При мотивированном отказе Исполнитель устраняет несоответствия и повторно направляет Акт этапа. Повторная приёмка проводится только по пунктам отказа в порядке пункта 4.4.</w:t>
       </w:r>
     </w:p>
     <w:p>
@@ -1581,17 +1624,27 @@
           <w:sz w:val="20"/>
           <w:szCs w:val="20"/>
         </w:rPr>
-        <w:t xml:space="preserve">5.1.	</w:t>
-      </w:r>
-      <w:r>
-        <w:rPr>
-          <w:rFonts w:ascii="Arial" w:cs="Arial" w:eastAsia="Arial" w:hAnsi="Arial"/>
-          <w:b w:val="false"/>
-          <w:bCs w:val="false"/>
-          <w:sz w:val="20"/>
-          <w:szCs w:val="20"/>
-        </w:rPr>
-        <w:t xml:space="preserve">Исключительные имущественные права на Систему переходят к Заказчику с момента подписания акта сдачи и поступления оплаты в полном объёме.</w:t>
+        <w:t xml:space="preserve">4.6.	</w:t>
+      </w:r>
+      <w:r>
+        <w:rPr>
+          <w:rFonts w:ascii="Arial" w:cs="Arial" w:eastAsia="Arial" w:hAnsi="Arial"/>
+          <w:b/>
+          <w:bCs/>
+          <w:sz w:val="20"/>
+          <w:szCs w:val="20"/>
+        </w:rPr>
+        <w:t xml:space="preserve">Дата подписания Акта этапа</w:t>
+      </w:r>
+      <w:r>
+        <w:rPr>
+          <w:rFonts w:ascii="Arial" w:cs="Arial" w:eastAsia="Arial" w:hAnsi="Arial"/>
+          <w:b w:val="false"/>
+          <w:bCs w:val="false"/>
+          <w:sz w:val="20"/>
+          <w:szCs w:val="20"/>
+        </w:rPr>
+        <w:t xml:space="preserve"> — дата, когда Акт этапа подписан обеими Сторонами (на бумаге, ЭЦП или скан-копией по пункту 4.9), либо дата, когда он считается подписанным по пункту 4.4. Все сроки Договора, отсчитываемые от акта (оплата этапов, переход прав, гарантия), исчисляются от этой даты. Акт, подписанный только одной Стороной, не является основанием для оплаты, перехода прав или отсчёта сроков.</w:t>
       </w:r>
     </w:p>
     <w:p>
@@ -1611,17 +1664,17 @@
           <w:sz w:val="20"/>
           <w:szCs w:val="20"/>
         </w:rPr>
-        <w:t xml:space="preserve">5.2.	</w:t>
-      </w:r>
-      <w:r>
-        <w:rPr>
-          <w:rFonts w:ascii="Arial" w:cs="Arial" w:eastAsia="Arial" w:hAnsi="Arial"/>
-          <w:b w:val="false"/>
-          <w:bCs w:val="false"/>
-          <w:sz w:val="20"/>
-          <w:szCs w:val="20"/>
-        </w:rPr>
-        <w:t xml:space="preserve">Исполнитель передаёт Заказчику исходный код, базу данных, документацию, доступы к серверу и административные учётные записи.</w:t>
+        <w:t xml:space="preserve">4.7.	</w:t>
+      </w:r>
+      <w:r>
+        <w:rPr>
+          <w:rFonts w:ascii="Arial" w:cs="Arial" w:eastAsia="Arial" w:hAnsi="Arial"/>
+          <w:b w:val="false"/>
+          <w:bCs w:val="false"/>
+          <w:sz w:val="20"/>
+          <w:szCs w:val="20"/>
+        </w:rPr>
+        <w:t xml:space="preserve">Подписание Акта этапа подтверждает приёмку объёма этапа и не освобождает Исполнителя от устранения ошибок по разделу 7 и несоответствий, выявленных при ведении первого объекта (пункт 4.8).</w:t>
       </w:r>
     </w:p>
     <w:p>
@@ -1641,17 +1694,17 @@
           <w:sz w:val="20"/>
           <w:szCs w:val="20"/>
         </w:rPr>
-        <w:t xml:space="preserve">5.3.	</w:t>
-      </w:r>
-      <w:r>
-        <w:rPr>
-          <w:rFonts w:ascii="Arial" w:cs="Arial" w:eastAsia="Arial" w:hAnsi="Arial"/>
-          <w:b w:val="false"/>
-          <w:bCs w:val="false"/>
-          <w:sz w:val="20"/>
-          <w:szCs w:val="20"/>
-        </w:rPr>
-        <w:t xml:space="preserve">Все данные в Системе — объекты, сметы, цены, подрядчики, поставщики, табели, платежи, документы и фотографии — принадлежат Заказчику.</w:t>
+        <w:t xml:space="preserve">4.8.	</w:t>
+      </w:r>
+      <w:r>
+        <w:rPr>
+          <w:rFonts w:ascii="Arial" w:cs="Arial" w:eastAsia="Arial" w:hAnsi="Arial"/>
+          <w:b w:val="false"/>
+          <w:bCs w:val="false"/>
+          <w:sz w:val="20"/>
+          <w:szCs w:val="20"/>
+        </w:rPr>
+        <w:t xml:space="preserve">Несоответствия Приложению № 1 устраняются Исполнителем бесплатно в разумный срок. Если по итогам ведения первого объекта Заказчик укажет, что экран или правило не соответствует его процессу, Исполнитель переделывает его в рамках Договора, в пределах пункта 9.2.</w:t>
       </w:r>
     </w:p>
     <w:p>
@@ -1671,17 +1724,17 @@
           <w:sz w:val="20"/>
           <w:szCs w:val="20"/>
         </w:rPr>
-        <w:t xml:space="preserve">5.4.	</w:t>
-      </w:r>
-      <w:r>
-        <w:rPr>
-          <w:rFonts w:ascii="Arial" w:cs="Arial" w:eastAsia="Arial" w:hAnsi="Arial"/>
-          <w:b w:val="false"/>
-          <w:bCs w:val="false"/>
-          <w:sz w:val="20"/>
-          <w:szCs w:val="20"/>
-        </w:rPr>
-        <w:t xml:space="preserve">Исполнитель вправе использовать общие технические решения в других проектах без раскрытия данных Заказчика.</w:t>
+        <w:t xml:space="preserve">4.9.	</w:t>
+      </w:r>
+      <w:r>
+        <w:rPr>
+          <w:rFonts w:ascii="Arial" w:cs="Arial" w:eastAsia="Arial" w:hAnsi="Arial"/>
+          <w:b w:val="false"/>
+          <w:bCs w:val="false"/>
+          <w:sz w:val="20"/>
+          <w:szCs w:val="20"/>
+        </w:rPr>
+        <w:t xml:space="preserve">Стороны признают юридическую силу документов и сообщений, переданных по WhatsApp и электронной почте по реквизитам раздела 12, а также документов, подписанных ЭЦП. Скан-копия Акта этапа имеет силу до обмена оригиналами.</w:t>
       </w:r>
     </w:p>
     <w:p>
@@ -1698,24 +1751,7 @@
           <w:sz w:val="22"/>
           <w:szCs w:val="22"/>
         </w:rPr>
-        <w:t xml:space="preserve">6. Обязанности Сторон</w:t>
-      </w:r>
-    </w:p>
-    <w:p>
-      <w:pPr>
-        <w:keepNext/>
-        <w:spacing w:after="80" w:before="60" w:line="264"/>
-        <w:jc w:val="left"/>
-      </w:pPr>
-      <w:r>
-        <w:rPr>
-          <w:rFonts w:ascii="Arial" w:cs="Arial" w:eastAsia="Arial" w:hAnsi="Arial"/>
-          <w:b/>
-          <w:bCs/>
-          <w:sz w:val="20"/>
-          <w:szCs w:val="20"/>
-        </w:rPr>
-        <w:t xml:space="preserve">6.1. Исполнитель обязуется:</w:t>
+        <w:t xml:space="preserve">5. Права на результат и данные</w:t>
       </w:r>
     </w:p>
     <w:p>
@@ -1735,17 +1771,17 @@
           <w:sz w:val="20"/>
           <w:szCs w:val="20"/>
         </w:rPr>
-        <w:t xml:space="preserve">6.1.1.	</w:t>
-      </w:r>
-      <w:r>
-        <w:rPr>
-          <w:rFonts w:ascii="Arial" w:cs="Arial" w:eastAsia="Arial" w:hAnsi="Arial"/>
-          <w:b w:val="false"/>
-          <w:bCs w:val="false"/>
-          <w:sz w:val="20"/>
-          <w:szCs w:val="20"/>
-        </w:rPr>
-        <w:t xml:space="preserve">Выполнить работы в объёме Приложения № 1 в сроки раздела 3 и передать Систему Заказчику.</w:t>
+        <w:t xml:space="preserve">5.1.	</w:t>
+      </w:r>
+      <w:r>
+        <w:rPr>
+          <w:rFonts w:ascii="Arial" w:cs="Arial" w:eastAsia="Arial" w:hAnsi="Arial"/>
+          <w:b w:val="false"/>
+          <w:bCs w:val="false"/>
+          <w:sz w:val="20"/>
+          <w:szCs w:val="20"/>
+        </w:rPr>
+        <w:t xml:space="preserve">Исключительные имущественные права на Систему переходят к Заказчику с даты подписания Акта сдачи (пункт 4.6) и поступления оплаты в полном объёме.</w:t>
       </w:r>
     </w:p>
     <w:p>
@@ -1765,17 +1801,17 @@
           <w:sz w:val="20"/>
           <w:szCs w:val="20"/>
         </w:rPr>
-        <w:t xml:space="preserve">6.1.2.	</w:t>
-      </w:r>
-      <w:r>
-        <w:rPr>
-          <w:rFonts w:ascii="Arial" w:cs="Arial" w:eastAsia="Arial" w:hAnsi="Arial"/>
-          <w:b w:val="false"/>
-          <w:bCs w:val="false"/>
-          <w:sz w:val="20"/>
-          <w:szCs w:val="20"/>
-        </w:rPr>
-        <w:t xml:space="preserve">Провести архитектурную неделю, показывать рабочие билды и вносить правки по замечаниям Заказчика.</w:t>
+        <w:t xml:space="preserve">5.2.	</w:t>
+      </w:r>
+      <w:r>
+        <w:rPr>
+          <w:rFonts w:ascii="Arial" w:cs="Arial" w:eastAsia="Arial" w:hAnsi="Arial"/>
+          <w:b w:val="false"/>
+          <w:bCs w:val="false"/>
+          <w:sz w:val="20"/>
+          <w:szCs w:val="20"/>
+        </w:rPr>
+        <w:t xml:space="preserve">Исполнитель передаёт Заказчику исходный код, базу данных, документацию, доступы к серверу и административные учётные записи.</w:t>
       </w:r>
     </w:p>
     <w:p>
@@ -1795,17 +1831,17 @@
           <w:sz w:val="20"/>
           <w:szCs w:val="20"/>
         </w:rPr>
-        <w:t xml:space="preserve">6.1.3.	</w:t>
-      </w:r>
-      <w:r>
-        <w:rPr>
-          <w:rFonts w:ascii="Arial" w:cs="Arial" w:eastAsia="Arial" w:hAnsi="Arial"/>
-          <w:b w:val="false"/>
-          <w:bCs w:val="false"/>
-          <w:sz w:val="20"/>
-          <w:szCs w:val="20"/>
-        </w:rPr>
-        <w:t xml:space="preserve">Настроить WhatsApp-бота и сценарии опроса прорабов, перенести текущие объекты, развернуть Систему, провести обучение офиса — два занятия по 1,5 часа.</w:t>
+        <w:t xml:space="preserve">5.3.	</w:t>
+      </w:r>
+      <w:r>
+        <w:rPr>
+          <w:rFonts w:ascii="Arial" w:cs="Arial" w:eastAsia="Arial" w:hAnsi="Arial"/>
+          <w:b w:val="false"/>
+          <w:bCs w:val="false"/>
+          <w:sz w:val="20"/>
+          <w:szCs w:val="20"/>
+        </w:rPr>
+        <w:t xml:space="preserve">Все данные в Системе — объекты, сметы, цены, подрядчики, поставщики, табели, платежи, документы и фотографии — принадлежат Заказчику.</w:t>
       </w:r>
     </w:p>
     <w:p>
@@ -1825,17 +1861,34 @@
           <w:sz w:val="20"/>
           <w:szCs w:val="20"/>
         </w:rPr>
-        <w:t xml:space="preserve">6.1.4.	</w:t>
-      </w:r>
-      <w:r>
-        <w:rPr>
-          <w:rFonts w:ascii="Arial" w:cs="Arial" w:eastAsia="Arial" w:hAnsi="Arial"/>
-          <w:b w:val="false"/>
-          <w:bCs w:val="false"/>
-          <w:sz w:val="20"/>
-          <w:szCs w:val="20"/>
-        </w:rPr>
-        <w:t xml:space="preserve">Оказывать сопровождение и гарантийную поддержку по разделу 7.</w:t>
+        <w:t xml:space="preserve">5.4.	</w:t>
+      </w:r>
+      <w:r>
+        <w:rPr>
+          <w:rFonts w:ascii="Arial" w:cs="Arial" w:eastAsia="Arial" w:hAnsi="Arial"/>
+          <w:b w:val="false"/>
+          <w:bCs w:val="false"/>
+          <w:sz w:val="20"/>
+          <w:szCs w:val="20"/>
+        </w:rPr>
+        <w:t xml:space="preserve">Исполнитель вправе использовать общие технические решения в других проектах без раскрытия данных Заказчика.</w:t>
+      </w:r>
+    </w:p>
+    <w:p>
+      <w:pPr>
+        <w:keepNext/>
+        <w:spacing w:after="100" w:before="180" w:line="264"/>
+        <w:jc w:val="left"/>
+      </w:pPr>
+      <w:r>
+        <w:rPr>
+          <w:rFonts w:ascii="Arial" w:cs="Arial" w:eastAsia="Arial" w:hAnsi="Arial"/>
+          <w:b/>
+          <w:bCs/>
+          <w:sz w:val="22"/>
+          <w:szCs w:val="22"/>
+        </w:rPr>
+        <w:t xml:space="preserve">6. Обязанности Сторон</w:t>
       </w:r>
     </w:p>
     <w:p>
@@ -1852,7 +1905,7 @@
           <w:sz w:val="20"/>
           <w:szCs w:val="20"/>
         </w:rPr>
-        <w:t xml:space="preserve">6.2. Заказчик обязуется:</w:t>
+        <w:t xml:space="preserve">6.1. Исполнитель обязуется:</w:t>
       </w:r>
     </w:p>
     <w:p>
@@ -1872,17 +1925,17 @@
           <w:sz w:val="20"/>
           <w:szCs w:val="20"/>
         </w:rPr>
-        <w:t xml:space="preserve">6.2.1.	</w:t>
-      </w:r>
-      <w:r>
-        <w:rPr>
-          <w:rFonts w:ascii="Arial" w:cs="Arial" w:eastAsia="Arial" w:hAnsi="Arial"/>
-          <w:b w:val="false"/>
-          <w:bCs w:val="false"/>
-          <w:sz w:val="20"/>
-          <w:szCs w:val="20"/>
-        </w:rPr>
-        <w:t xml:space="preserve">Назначить ответственное лицо, уполномоченное принимать решения по составу Системы и приёмке.</w:t>
+        <w:t xml:space="preserve">6.1.1.	</w:t>
+      </w:r>
+      <w:r>
+        <w:rPr>
+          <w:rFonts w:ascii="Arial" w:cs="Arial" w:eastAsia="Arial" w:hAnsi="Arial"/>
+          <w:b w:val="false"/>
+          <w:bCs w:val="false"/>
+          <w:sz w:val="20"/>
+          <w:szCs w:val="20"/>
+        </w:rPr>
+        <w:t xml:space="preserve">Выполнить работы в объёме Приложения № 1 в сроки раздела 3 и передать Систему Заказчику.</w:t>
       </w:r>
     </w:p>
     <w:p>
@@ -1902,17 +1955,17 @@
           <w:sz w:val="20"/>
           <w:szCs w:val="20"/>
         </w:rPr>
-        <w:t xml:space="preserve">6.2.2.	</w:t>
-      </w:r>
-      <w:r>
-        <w:rPr>
-          <w:rFonts w:ascii="Arial" w:cs="Arial" w:eastAsia="Arial" w:hAnsi="Arial"/>
-          <w:b w:val="false"/>
-          <w:bCs w:val="false"/>
-          <w:sz w:val="20"/>
-          <w:szCs w:val="20"/>
-        </w:rPr>
-        <w:t xml:space="preserve">Участвовать в архитектурной неделе и согласовать детализацию Приложения № 1 (пункт 1.3).</w:t>
+        <w:t xml:space="preserve">6.1.2.	</w:t>
+      </w:r>
+      <w:r>
+        <w:rPr>
+          <w:rFonts w:ascii="Arial" w:cs="Arial" w:eastAsia="Arial" w:hAnsi="Arial"/>
+          <w:b w:val="false"/>
+          <w:bCs w:val="false"/>
+          <w:sz w:val="20"/>
+          <w:szCs w:val="20"/>
+        </w:rPr>
+        <w:t xml:space="preserve">Провести архитектурную неделю, показывать рабочие билды и вносить правки по замечаниям Заказчика.</w:t>
       </w:r>
     </w:p>
     <w:p>
@@ -1932,17 +1985,17 @@
           <w:sz w:val="20"/>
           <w:szCs w:val="20"/>
         </w:rPr>
-        <w:t xml:space="preserve">6.2.3.	</w:t>
-      </w:r>
-      <w:r>
-        <w:rPr>
-          <w:rFonts w:ascii="Arial" w:cs="Arial" w:eastAsia="Arial" w:hAnsi="Arial"/>
-          <w:b w:val="false"/>
-          <w:bCs w:val="false"/>
-          <w:sz w:val="20"/>
-          <w:szCs w:val="20"/>
-        </w:rPr>
-        <w:t xml:space="preserve">Передать сметы в формате Excel по текущим объектам, шаблон сметы, графики работ, данные о бригадах, подрядчиках и поставщиках, формы документов; подключить официальный шлюз WhatsApp и предоставить доступы.</w:t>
+        <w:t xml:space="preserve">6.1.3.	</w:t>
+      </w:r>
+      <w:r>
+        <w:rPr>
+          <w:rFonts w:ascii="Arial" w:cs="Arial" w:eastAsia="Arial" w:hAnsi="Arial"/>
+          <w:b w:val="false"/>
+          <w:bCs w:val="false"/>
+          <w:sz w:val="20"/>
+          <w:szCs w:val="20"/>
+        </w:rPr>
+        <w:t xml:space="preserve">Настроить WhatsApp-бота и сценарии опроса прорабов, перенести текущие объекты, развернуть Систему, провести обучение офиса — два занятия по 1,5 часа.</w:t>
       </w:r>
     </w:p>
     <w:p>
@@ -1962,23 +2015,23 @@
           <w:sz w:val="20"/>
           <w:szCs w:val="20"/>
         </w:rPr>
-        <w:t xml:space="preserve">6.2.4.	</w:t>
-      </w:r>
-      <w:r>
-        <w:rPr>
-          <w:rFonts w:ascii="Arial" w:cs="Arial" w:eastAsia="Arial" w:hAnsi="Arial"/>
-          <w:b w:val="false"/>
-          <w:bCs w:val="false"/>
-          <w:sz w:val="20"/>
-          <w:szCs w:val="20"/>
-        </w:rPr>
-        <w:t xml:space="preserve">Участвовать в согласовании билдов, отвечать на вопросы Исполнителя в срок не более 2 рабочих дней, оплачивать работы и расходы по разделу 2.</w:t>
+        <w:t xml:space="preserve">6.1.4.	</w:t>
+      </w:r>
+      <w:r>
+        <w:rPr>
+          <w:rFonts w:ascii="Arial" w:cs="Arial" w:eastAsia="Arial" w:hAnsi="Arial"/>
+          <w:b w:val="false"/>
+          <w:bCs w:val="false"/>
+          <w:sz w:val="20"/>
+          <w:szCs w:val="20"/>
+        </w:rPr>
+        <w:t xml:space="preserve">Оказывать сопровождение и гарантийную поддержку по разделу 7.</w:t>
       </w:r>
     </w:p>
     <w:p>
       <w:pPr>
         <w:keepNext/>
-        <w:spacing w:after="100" w:before="180" w:line="264"/>
+        <w:spacing w:after="80" w:before="60" w:line="264"/>
         <w:jc w:val="left"/>
       </w:pPr>
       <w:r>
@@ -1986,10 +2039,10 @@
           <w:rFonts w:ascii="Arial" w:cs="Arial" w:eastAsia="Arial" w:hAnsi="Arial"/>
           <w:b/>
           <w:bCs/>
-          <w:sz w:val="22"/>
-          <w:szCs w:val="22"/>
-        </w:rPr>
-        <w:t xml:space="preserve">7. Сопровождение и гарантия</w:t>
+          <w:sz w:val="20"/>
+          <w:szCs w:val="20"/>
+        </w:rPr>
+        <w:t xml:space="preserve">6.2. Заказчик обязуется:</w:t>
       </w:r>
     </w:p>
     <w:p>
@@ -2009,17 +2062,17 @@
           <w:sz w:val="20"/>
           <w:szCs w:val="20"/>
         </w:rPr>
-        <w:t xml:space="preserve">7.1.	</w:t>
-      </w:r>
-      <w:r>
-        <w:rPr>
-          <w:rFonts w:ascii="Arial" w:cs="Arial" w:eastAsia="Arial" w:hAnsi="Arial"/>
-          <w:b w:val="false"/>
-          <w:bCs w:val="false"/>
-          <w:sz w:val="20"/>
-          <w:szCs w:val="20"/>
-        </w:rPr>
-        <w:t xml:space="preserve">В течение 1 (одного) месяца после запуска Исполнитель сопровождает работу Системы: консультирует сотрудников, корректирует настройки и сценарии бота по опыту первых объектов — без дополнительной оплаты.</w:t>
+        <w:t xml:space="preserve">6.2.1.	</w:t>
+      </w:r>
+      <w:r>
+        <w:rPr>
+          <w:rFonts w:ascii="Arial" w:cs="Arial" w:eastAsia="Arial" w:hAnsi="Arial"/>
+          <w:b w:val="false"/>
+          <w:bCs w:val="false"/>
+          <w:sz w:val="20"/>
+          <w:szCs w:val="20"/>
+        </w:rPr>
+        <w:t xml:space="preserve">Назначить ответственное лицо, уполномоченное принимать решения по составу Системы и приёмке.</w:t>
       </w:r>
     </w:p>
     <w:p>
@@ -2039,6 +2092,173 @@
           <w:sz w:val="20"/>
           <w:szCs w:val="20"/>
         </w:rPr>
+        <w:t xml:space="preserve">6.2.2.	</w:t>
+      </w:r>
+      <w:r>
+        <w:rPr>
+          <w:rFonts w:ascii="Arial" w:cs="Arial" w:eastAsia="Arial" w:hAnsi="Arial"/>
+          <w:b w:val="false"/>
+          <w:bCs w:val="false"/>
+          <w:sz w:val="20"/>
+          <w:szCs w:val="20"/>
+        </w:rPr>
+        <w:t xml:space="preserve">Участвовать в архитектурной неделе и согласовать детализацию Приложения № 1 (пункт 1.3).</w:t>
+      </w:r>
+    </w:p>
+    <w:p>
+      <w:pPr>
+        <w:tabs>
+          <w:tab w:val="left" w:pos="680"/>
+        </w:tabs>
+        <w:spacing w:after="80" w:line="264"/>
+        <w:ind w:left="680" w:hanging="680"/>
+        <w:jc w:val="both"/>
+      </w:pPr>
+      <w:r>
+        <w:rPr>
+          <w:rFonts w:ascii="Arial" w:cs="Arial" w:eastAsia="Arial" w:hAnsi="Arial"/>
+          <w:b/>
+          <w:bCs/>
+          <w:sz w:val="20"/>
+          <w:szCs w:val="20"/>
+        </w:rPr>
+        <w:t xml:space="preserve">6.2.3.	</w:t>
+      </w:r>
+      <w:r>
+        <w:rPr>
+          <w:rFonts w:ascii="Arial" w:cs="Arial" w:eastAsia="Arial" w:hAnsi="Arial"/>
+          <w:b w:val="false"/>
+          <w:bCs w:val="false"/>
+          <w:sz w:val="20"/>
+          <w:szCs w:val="20"/>
+        </w:rPr>
+        <w:t xml:space="preserve">Передать сметы в формате Excel по текущим объектам, шаблон сметы, графики работ, данные о бригадах, подрядчиках и поставщиках, формы документов; подключить официальный шлюз WhatsApp и предоставить доступы.</w:t>
+      </w:r>
+    </w:p>
+    <w:p>
+      <w:pPr>
+        <w:tabs>
+          <w:tab w:val="left" w:pos="680"/>
+        </w:tabs>
+        <w:spacing w:after="80" w:line="264"/>
+        <w:ind w:left="680" w:hanging="680"/>
+        <w:jc w:val="both"/>
+      </w:pPr>
+      <w:r>
+        <w:rPr>
+          <w:rFonts w:ascii="Arial" w:cs="Arial" w:eastAsia="Arial" w:hAnsi="Arial"/>
+          <w:b/>
+          <w:bCs/>
+          <w:sz w:val="20"/>
+          <w:szCs w:val="20"/>
+        </w:rPr>
+        <w:t xml:space="preserve">6.2.4.	</w:t>
+      </w:r>
+      <w:r>
+        <w:rPr>
+          <w:rFonts w:ascii="Arial" w:cs="Arial" w:eastAsia="Arial" w:hAnsi="Arial"/>
+          <w:b w:val="false"/>
+          <w:bCs w:val="false"/>
+          <w:sz w:val="20"/>
+          <w:szCs w:val="20"/>
+        </w:rPr>
+        <w:t xml:space="preserve">Участвовать в согласовании билдов и отвечать на вопросы Исполнителя, как правило, в течение 2 (двух) рабочих дней. Если ответ требует сбора данных или внутреннего согласования, Заказчик в этот срок сообщает, когда ответит, — не позднее 5 (пяти) рабочих дней. Задержка ответа не является нарушением Договора и не влечёт ответственности Заказчика; её последствие — продление сроков Исполнителя по пункту 3.5.</w:t>
+      </w:r>
+    </w:p>
+    <w:p>
+      <w:pPr>
+        <w:tabs>
+          <w:tab w:val="left" w:pos="680"/>
+        </w:tabs>
+        <w:spacing w:after="80" w:line="264"/>
+        <w:ind w:left="680" w:hanging="680"/>
+        <w:jc w:val="both"/>
+      </w:pPr>
+      <w:r>
+        <w:rPr>
+          <w:rFonts w:ascii="Arial" w:cs="Arial" w:eastAsia="Arial" w:hAnsi="Arial"/>
+          <w:b/>
+          <w:bCs/>
+          <w:sz w:val="20"/>
+          <w:szCs w:val="20"/>
+        </w:rPr>
+        <w:t xml:space="preserve">6.2.5.	</w:t>
+      </w:r>
+      <w:r>
+        <w:rPr>
+          <w:rFonts w:ascii="Arial" w:cs="Arial" w:eastAsia="Arial" w:hAnsi="Arial"/>
+          <w:b w:val="false"/>
+          <w:bCs w:val="false"/>
+          <w:sz w:val="20"/>
+          <w:szCs w:val="20"/>
+        </w:rPr>
+        <w:t xml:space="preserve">Оплачивать работы и расходы по разделу 2.</w:t>
+      </w:r>
+    </w:p>
+    <w:p>
+      <w:pPr>
+        <w:keepNext/>
+        <w:spacing w:after="100" w:before="180" w:line="264"/>
+        <w:jc w:val="left"/>
+      </w:pPr>
+      <w:r>
+        <w:rPr>
+          <w:rFonts w:ascii="Arial" w:cs="Arial" w:eastAsia="Arial" w:hAnsi="Arial"/>
+          <w:b/>
+          <w:bCs/>
+          <w:sz w:val="22"/>
+          <w:szCs w:val="22"/>
+        </w:rPr>
+        <w:t xml:space="preserve">7. Сопровождение и гарантия</w:t>
+      </w:r>
+    </w:p>
+    <w:p>
+      <w:pPr>
+        <w:tabs>
+          <w:tab w:val="left" w:pos="680"/>
+        </w:tabs>
+        <w:spacing w:after="80" w:line="264"/>
+        <w:ind w:left="680" w:hanging="680"/>
+        <w:jc w:val="both"/>
+      </w:pPr>
+      <w:r>
+        <w:rPr>
+          <w:rFonts w:ascii="Arial" w:cs="Arial" w:eastAsia="Arial" w:hAnsi="Arial"/>
+          <w:b/>
+          <w:bCs/>
+          <w:sz w:val="20"/>
+          <w:szCs w:val="20"/>
+        </w:rPr>
+        <w:t xml:space="preserve">7.1.	</w:t>
+      </w:r>
+      <w:r>
+        <w:rPr>
+          <w:rFonts w:ascii="Arial" w:cs="Arial" w:eastAsia="Arial" w:hAnsi="Arial"/>
+          <w:b w:val="false"/>
+          <w:bCs w:val="false"/>
+          <w:sz w:val="20"/>
+          <w:szCs w:val="20"/>
+        </w:rPr>
+        <w:t xml:space="preserve">В течение 1 (одного) месяца после запуска Исполнитель сопровождает работу Системы: консультирует сотрудников, корректирует настройки и сценарии бота по опыту первых объектов — без дополнительной оплаты.</w:t>
+      </w:r>
+    </w:p>
+    <w:p>
+      <w:pPr>
+        <w:tabs>
+          <w:tab w:val="left" w:pos="680"/>
+        </w:tabs>
+        <w:spacing w:after="80" w:line="264"/>
+        <w:ind w:left="680" w:hanging="680"/>
+        <w:jc w:val="both"/>
+      </w:pPr>
+      <w:r>
+        <w:rPr>
+          <w:rFonts w:ascii="Arial" w:cs="Arial" w:eastAsia="Arial" w:hAnsi="Arial"/>
+          <w:b/>
+          <w:bCs/>
+          <w:sz w:val="20"/>
+          <w:szCs w:val="20"/>
+        </w:rPr>
         <w:t xml:space="preserve">7.2.	</w:t>
       </w:r>
       <w:r>
@@ -2049,7 +2269,7 @@
           <w:sz w:val="20"/>
           <w:szCs w:val="20"/>
         </w:rPr>
-        <w:t xml:space="preserve">Гарантия — 6 (шесть) месяцев с даты акта сдачи: исправление ошибок Системы без дополнительной оплаты. Срок реакции — 1 рабочий день.</w:t>
+        <w:t xml:space="preserve">Гарантия — 6 (шесть) месяцев с даты подписания Акта сдачи (пункт 4.6): исправление ошибок Системы без дополнительной оплаты. Срок реакции — 1 рабочий день.</w:t>
       </w:r>
     </w:p>
     <w:p>
@@ -3258,7 +3478,7 @@
           <w:sz w:val="20"/>
           <w:szCs w:val="20"/>
         </w:rPr>
-        <w:t xml:space="preserve">Загрузка смет из Excel в формате сметчика Заказчика (шаблон настраивается один раз); разделы, объёмы, цены, себестоимость и плановая маржа.</w:t>
+        <w:t xml:space="preserve">Загрузка смет из Excel в формате сметчика Заказчика (шаблон импорта настраивается под формат Заказчика на архитектурной неделе; если сметчик сменит формат или добавит новый, Исполнитель перенастраивает импорт без доплаты в период разработки и гарантии — пункт 9.1); разделы, объёмы, цены, себестоимость и плановая маржа.</w:t>
       </w:r>
     </w:p>
     <w:p>
@@ -5485,7 +5705,7 @@
                 <w:sz w:val="18"/>
                 <w:szCs w:val="18"/>
               </w:rPr>
-              <w:t xml:space="preserve">Акт утверждения ядра (Р1–Р4): воронка, сметы, график, бот</w:t>
+              <w:t xml:space="preserve">Этап 1 «Ядро» · Акт утверждения ядра (Р1–Р4): воронка, сметы, график, бот</w:t>
             </w:r>
           </w:p>
         </w:tc>
@@ -5566,7 +5786,7 @@
                 <w:sz w:val="18"/>
                 <w:szCs w:val="18"/>
               </w:rPr>
-              <w:t xml:space="preserve">5 рабочих дней с даты акта</w:t>
+              <w:t xml:space="preserve">5 рабочих дней с даты подписания Акта этапа (пункт 4.6)</w:t>
             </w:r>
           </w:p>
         </w:tc>
@@ -5622,7 +5842,7 @@
                 <w:sz w:val="18"/>
                 <w:szCs w:val="18"/>
               </w:rPr>
-              <w:t xml:space="preserve">Акт сдачи: все разделы Приложения № 1, перенос объектов, обучение, передача кода</w:t>
+              <w:t xml:space="preserve">Этап 2 «Сдача Системы» · Акт сдачи (Р5–Р9): перенос объектов, обучение, передача кода</w:t>
             </w:r>
           </w:p>
         </w:tc>
@@ -5703,7 +5923,7 @@
                 <w:sz w:val="18"/>
                 <w:szCs w:val="18"/>
               </w:rPr>
-              <w:t xml:space="preserve">5 рабочих дней с даты акта</w:t>
+              <w:t xml:space="preserve">5 рабочих дней с даты подписания Акта этапа (пункт 4.6)</w:t>
             </w:r>
           </w:p>
         </w:tc>
@@ -6059,7 +6279,7 @@
           <w:sz w:val="22"/>
           <w:szCs w:val="22"/>
         </w:rPr>
-        <w:t xml:space="preserve">Форма акта выполненных работ</w:t>
+        <w:t xml:space="preserve">Форма Акта этапа (пункт 4.2) — акт выполненных работ</w:t>
       </w:r>
     </w:p>
     <w:p>
@@ -6075,7 +6295,7 @@
           <w:sz w:val="20"/>
           <w:szCs w:val="20"/>
         </w:rPr>
-        <w:t xml:space="preserve">АКТ ВЫПОЛНЕННЫХ РАБОТ № ___ от «___» __________ 2026 г. к Договору № NCG-2026-01 от 12 октября 2026 г.</w:t>
+        <w:t xml:space="preserve">АКТ ВЫПОЛНЕННЫХ РАБОТ (АКТ ЭТАПА) № ___ от «___» __________ 20___ г. к Договору № NCG-2026-01 от 12 октября 2026 г.</w:t>
       </w:r>
     </w:p>
     <w:p>
@@ -6091,7 +6311,7 @@
           <w:sz w:val="20"/>
           <w:szCs w:val="20"/>
         </w:rPr>
-        <w:t xml:space="preserve">ИП «STUDYSTORIES.APP» (Исполнитель) и ТОО «Nova Construction Group Kazakhstan» (Заказчик) составили настоящий акт о том, что Исполнитель выполнил, а Заказчик принял работы по этапу: ____________________________________ (разделы Приложения № 1: __________). Стоимость этапа — __________ тенге, без НДС. Работы выполнены в полном объёме и в срок, претензий по объёму и качеству Заказчик не имеет.</w:t>
+        <w:t xml:space="preserve">ИП «STUDYSTORIES.APP» (Исполнитель) и ТОО «Nova Construction Group Kazakhstan» (Заказчик) составили настоящий акт о том, что Исполнитель выполнил, а Заказчик принял работы по этапу: ☐ Этап 1 «Ядро» (Акт утверждения ядра, разделы Р1–Р4) ☐ Этап 2 «Сдача Системы» (Акт сдачи, разделы Р5–Р9) Приложения № 1. Стоимость этапа — __________ тенге, без НДС. Работы выполнены в полном объёме и в срок, претензий по объёму этапа Заказчик не имеет. Акт вступает в силу с даты подписания обеими Сторонами (пункт 4.6) и не освобождает Исполнителя от гарантийных обязательств по разделу 7.</w:t>
       </w:r>
     </w:p>
     <w:p>
